--- a/klagomål/A 57296-2025 FSC-klagomål.docx
+++ b/klagomål/A 57296-2025 FSC-klagomål.docx
@@ -221,7 +221,7 @@
     </w:p>
     <w:p>
       <w:r>
-        <w:t>I och inom 15 meter från avverkningsanmälan finns fynd av 16 naturvårdsarter, varav 10 är rödlistade, 8 är fridlysta, 11 är typiska (T) och 2 är signalarter (S): garnlav (VU, T), knärot (VU, T, §8), raggbock (VU, T), enkelbeckasin (NT, §4), lunglav (NT, T), skogshare (NT), sparvuggla (NT, §4), tallticka (NT, T), talltita (NT, §4), tretåig hackspett (NT, T, §4), bårdlav (S, T), vedticka (S, T), spillkråka (T, §4), timmerticka (T), tjäder (T, §4) och orre (§4). Se Figur 1.</w:t>
+        <w:t>I och inom 15 meter från avverkningsanmälan finns fynd av 17 naturvårdsarter, varav 10 är rödlistade, 8 är fridlysta, 12 är typiska (T) och 3 är signalarter (S): garnlav (VU, T), knärot (VU, T, §8), raggbock (VU, T), enkelbeckasin (NT, §4), lunglav (NT, T), skogshare (NT), sparvuggla (NT, §4), tallticka (NT, T), talltita (NT, §4), tretåig hackspett (NT, T, §4), bårdlav (S, T), norrlandslav (S, T), vedticka (S, T), spillkråka (T, §4), timmerticka (T), tjäder (T, §4) och orre (§4). Se Figur 1.</w:t>
       </w:r>
     </w:p>
     <w:p>
@@ -593,6 +593,35 @@
         <w:rPr>
           <w:b/>
         </w:rPr>
+        <w:t xml:space="preserve">Norrlandslav </w:t>
+      </w:r>
+      <w:r>
+        <w:t xml:space="preserve">indikerar söder om den naturliga norrlandsgränsen barrskogsbeklädda bergbranter eller andra ostörda skogsmiljöer med höga naturvärden. Norrlandslav är typisk art för </w:t>
+      </w:r>
+      <w:r>
+        <w:rPr>
+          <w:i/>
+        </w:rPr>
+        <w:t xml:space="preserve">9010 Taiga, 8110 Silikatrasmarker </w:t>
+      </w:r>
+      <w:r>
+        <w:t>och</w:t>
+      </w:r>
+      <w:r>
+        <w:rPr>
+          <w:i/>
+        </w:rPr>
+        <w:t xml:space="preserve"> 8120 Kalkrasmarker </w:t>
+      </w:r>
+      <w:r>
+        <w:t>(Nitare &amp; Skogsstyrelsen, 2000; SLU Artdatabanken, 2025).</w:t>
+      </w:r>
+    </w:p>
+    <w:p>
+      <w:r>
+        <w:rPr>
+          <w:b/>
+        </w:rPr>
         <w:t xml:space="preserve">Vedticka </w:t>
       </w:r>
       <w:r>
@@ -801,7 +830,7 @@
         <w:rPr>
           <w:i/>
         </w:rPr>
-        <w:t>I det avverkningsanmälda skogsområdet har 16 naturvårdsarter varav 10 rödlistade arter sina livsmiljöer och växtplatser.</w:t>
+        <w:t>I det avverkningsanmälda skogsområdet har 17 naturvårdsarter varav 10 rödlistade arter sina livsmiljöer och växtplatser.</w:t>
       </w:r>
     </w:p>
     <w:p>
@@ -1977,7 +2006,7 @@
     <w:r>
       <w:tab/>
       <w:tab/>
-      <w:t>2026-09-14</w:t>
+      <w:t>2026-09-15</w:t>
       <w:br/>
       <w:br/>
     </w:r>

--- a/klagomål/A 57296-2025 FSC-klagomål.docx
+++ b/klagomål/A 57296-2025 FSC-klagomål.docx
@@ -2006,7 +2006,7 @@
     <w:r>
       <w:tab/>
       <w:tab/>
-      <w:t>2026-09-15</w:t>
+      <w:t>2026-09-16</w:t>
       <w:br/>
       <w:br/>
     </w:r>

--- a/klagomål/A 57296-2025 FSC-klagomål.docx
+++ b/klagomål/A 57296-2025 FSC-klagomål.docx
@@ -2006,7 +2006,7 @@
     <w:r>
       <w:tab/>
       <w:tab/>
-      <w:t>2026-09-16</w:t>
+      <w:t>2026-09-17</w:t>
       <w:br/>
       <w:br/>
     </w:r>

--- a/klagomål/A 57296-2025 FSC-klagomål.docx
+++ b/klagomål/A 57296-2025 FSC-klagomål.docx
@@ -2006,7 +2006,7 @@
     <w:r>
       <w:tab/>
       <w:tab/>
-      <w:t>2026-09-17</w:t>
+      <w:t>2026-09-18</w:t>
       <w:br/>
       <w:br/>
     </w:r>

--- a/klagomål/A 57296-2025 FSC-klagomål.docx
+++ b/klagomål/A 57296-2025 FSC-klagomål.docx
@@ -2006,7 +2006,7 @@
     <w:r>
       <w:tab/>
       <w:tab/>
-      <w:t>2026-09-18</w:t>
+      <w:t>2026-09-19</w:t>
       <w:br/>
       <w:br/>
     </w:r>

--- a/klagomål/A 57296-2025 FSC-klagomål.docx
+++ b/klagomål/A 57296-2025 FSC-klagomål.docx
@@ -2006,7 +2006,7 @@
     <w:r>
       <w:tab/>
       <w:tab/>
-      <w:t>2026-09-19</w:t>
+      <w:t>2026-09-21</w:t>
       <w:br/>
       <w:br/>
     </w:r>

--- a/klagomål/A 57296-2025 FSC-klagomål.docx
+++ b/klagomål/A 57296-2025 FSC-klagomål.docx
@@ -2006,7 +2006,7 @@
     <w:r>
       <w:tab/>
       <w:tab/>
-      <w:t>2026-09-21</w:t>
+      <w:t>2026-09-23</w:t>
       <w:br/>
       <w:br/>
     </w:r>

--- a/klagomål/A 57296-2025 FSC-klagomål.docx
+++ b/klagomål/A 57296-2025 FSC-klagomål.docx
@@ -2006,7 +2006,7 @@
     <w:r>
       <w:tab/>
       <w:tab/>
-      <w:t>2026-09-23</w:t>
+      <w:t>2026-09-24</w:t>
       <w:br/>
       <w:br/>
     </w:r>

--- a/klagomål/A 57296-2025 FSC-klagomål.docx
+++ b/klagomål/A 57296-2025 FSC-klagomål.docx
@@ -2006,7 +2006,7 @@
     <w:r>
       <w:tab/>
       <w:tab/>
-      <w:t>2026-09-24</w:t>
+      <w:t>2026-09-25</w:t>
       <w:br/>
       <w:br/>
     </w:r>

--- a/klagomål/A 57296-2025 FSC-klagomål.docx
+++ b/klagomål/A 57296-2025 FSC-klagomål.docx
@@ -2006,7 +2006,7 @@
     <w:r>
       <w:tab/>
       <w:tab/>
-      <w:t>2026-09-25</w:t>
+      <w:t>2026-09-26</w:t>
       <w:br/>
       <w:br/>
     </w:r>

--- a/klagomål/A 57296-2025 FSC-klagomål.docx
+++ b/klagomål/A 57296-2025 FSC-klagomål.docx
@@ -2006,7 +2006,7 @@
     <w:r>
       <w:tab/>
       <w:tab/>
-      <w:t>2026-09-26</w:t>
+      <w:t>2026-09-27</w:t>
       <w:br/>
       <w:br/>
     </w:r>

--- a/klagomål/A 57296-2025 FSC-klagomål.docx
+++ b/klagomål/A 57296-2025 FSC-klagomål.docx
@@ -2006,7 +2006,7 @@
     <w:r>
       <w:tab/>
       <w:tab/>
-      <w:t>2026-09-27</w:t>
+      <w:t>2026-09-28</w:t>
       <w:br/>
       <w:br/>
     </w:r>

--- a/klagomål/A 57296-2025 FSC-klagomål.docx
+++ b/klagomål/A 57296-2025 FSC-klagomål.docx
@@ -2006,7 +2006,7 @@
     <w:r>
       <w:tab/>
       <w:tab/>
-      <w:t>2026-09-28</w:t>
+      <w:t>2026-09-29</w:t>
       <w:br/>
       <w:br/>
     </w:r>

--- a/klagomål/A 57296-2025 FSC-klagomål.docx
+++ b/klagomål/A 57296-2025 FSC-klagomål.docx
@@ -2006,7 +2006,7 @@
     <w:r>
       <w:tab/>
       <w:tab/>
-      <w:t>2026-09-29</w:t>
+      <w:t>2026-09-30</w:t>
       <w:br/>
       <w:br/>
     </w:r>

--- a/klagomål/A 57296-2025 FSC-klagomål.docx
+++ b/klagomål/A 57296-2025 FSC-klagomål.docx
@@ -2006,7 +2006,7 @@
     <w:r>
       <w:tab/>
       <w:tab/>
-      <w:t>2026-09-30</w:t>
+      <w:t>2026-10-01</w:t>
       <w:br/>
       <w:br/>
     </w:r>

--- a/klagomål/A 57296-2025 FSC-klagomål.docx
+++ b/klagomål/A 57296-2025 FSC-klagomål.docx
@@ -2006,7 +2006,7 @@
     <w:r>
       <w:tab/>
       <w:tab/>
-      <w:t>2026-10-01</w:t>
+      <w:t>2026-10-02</w:t>
       <w:br/>
       <w:br/>
     </w:r>

--- a/klagomål/A 57296-2025 FSC-klagomål.docx
+++ b/klagomål/A 57296-2025 FSC-klagomål.docx
@@ -2006,7 +2006,7 @@
     <w:r>
       <w:tab/>
       <w:tab/>
-      <w:t>2026-10-02</w:t>
+      <w:t>2026-10-03</w:t>
       <w:br/>
       <w:br/>
     </w:r>

--- a/klagomål/A 57296-2025 FSC-klagomål.docx
+++ b/klagomål/A 57296-2025 FSC-klagomål.docx
@@ -2006,7 +2006,7 @@
     <w:r>
       <w:tab/>
       <w:tab/>
-      <w:t>2026-10-03</w:t>
+      <w:t>2026-10-04</w:t>
       <w:br/>
       <w:br/>
     </w:r>

--- a/klagomål/A 57296-2025 FSC-klagomål.docx
+++ b/klagomål/A 57296-2025 FSC-klagomål.docx
@@ -2006,7 +2006,7 @@
     <w:r>
       <w:tab/>
       <w:tab/>
-      <w:t>2026-10-04</w:t>
+      <w:t>2026-10-05</w:t>
       <w:br/>
       <w:br/>
     </w:r>

--- a/klagomål/A 57296-2025 FSC-klagomål.docx
+++ b/klagomål/A 57296-2025 FSC-klagomål.docx
@@ -2006,7 +2006,7 @@
     <w:r>
       <w:tab/>
       <w:tab/>
-      <w:t>2026-10-05</w:t>
+      <w:t>2026-10-06</w:t>
       <w:br/>
       <w:br/>
     </w:r>

--- a/klagomål/A 57296-2025 FSC-klagomål.docx
+++ b/klagomål/A 57296-2025 FSC-klagomål.docx
@@ -2006,7 +2006,7 @@
     <w:r>
       <w:tab/>
       <w:tab/>
-      <w:t>2026-10-06</w:t>
+      <w:t>2026-10-07</w:t>
       <w:br/>
       <w:br/>
     </w:r>

--- a/klagomål/A 57296-2025 FSC-klagomål.docx
+++ b/klagomål/A 57296-2025 FSC-klagomål.docx
@@ -2006,7 +2006,7 @@
     <w:r>
       <w:tab/>
       <w:tab/>
-      <w:t>2026-10-07</w:t>
+      <w:t>2026-10-08</w:t>
       <w:br/>
       <w:br/>
     </w:r>

--- a/klagomål/A 57296-2025 FSC-klagomål.docx
+++ b/klagomål/A 57296-2025 FSC-klagomål.docx
@@ -2006,7 +2006,7 @@
     <w:r>
       <w:tab/>
       <w:tab/>
-      <w:t>2026-10-08</w:t>
+      <w:t>2026-10-09</w:t>
       <w:br/>
       <w:br/>
     </w:r>

--- a/klagomål/A 57296-2025 FSC-klagomål.docx
+++ b/klagomål/A 57296-2025 FSC-klagomål.docx
@@ -2006,7 +2006,7 @@
     <w:r>
       <w:tab/>
       <w:tab/>
-      <w:t>2026-10-09</w:t>
+      <w:t>2026-10-10</w:t>
       <w:br/>
       <w:br/>
     </w:r>

--- a/klagomål/A 57296-2025 FSC-klagomål.docx
+++ b/klagomål/A 57296-2025 FSC-klagomål.docx
@@ -2006,7 +2006,7 @@
     <w:r>
       <w:tab/>
       <w:tab/>
-      <w:t>2026-10-10</w:t>
+      <w:t>2026-10-11</w:t>
       <w:br/>
       <w:br/>
     </w:r>

--- a/klagomål/A 57296-2025 FSC-klagomål.docx
+++ b/klagomål/A 57296-2025 FSC-klagomål.docx
@@ -2006,7 +2006,7 @@
     <w:r>
       <w:tab/>
       <w:tab/>
-      <w:t>2026-10-11</w:t>
+      <w:t>2026-10-12</w:t>
       <w:br/>
       <w:br/>
     </w:r>

--- a/klagomål/A 57296-2025 FSC-klagomål.docx
+++ b/klagomål/A 57296-2025 FSC-klagomål.docx
@@ -2006,7 +2006,7 @@
     <w:r>
       <w:tab/>
       <w:tab/>
-      <w:t>2026-10-12</w:t>
+      <w:t>2026-10-13</w:t>
       <w:br/>
       <w:br/>
     </w:r>

--- a/klagomål/A 57296-2025 FSC-klagomål.docx
+++ b/klagomål/A 57296-2025 FSC-klagomål.docx
@@ -2006,7 +2006,7 @@
     <w:r>
       <w:tab/>
       <w:tab/>
-      <w:t>2026-10-13</w:t>
+      <w:t>2026-10-14</w:t>
       <w:br/>
       <w:br/>
     </w:r>

--- a/klagomål/A 57296-2025 FSC-klagomål.docx
+++ b/klagomål/A 57296-2025 FSC-klagomål.docx
@@ -2006,7 +2006,7 @@
     <w:r>
       <w:tab/>
       <w:tab/>
-      <w:t>2026-10-14</w:t>
+      <w:t>2026-10-15</w:t>
       <w:br/>
       <w:br/>
     </w:r>

--- a/klagomål/A 57296-2025 FSC-klagomål.docx
+++ b/klagomål/A 57296-2025 FSC-klagomål.docx
@@ -2006,7 +2006,7 @@
     <w:r>
       <w:tab/>
       <w:tab/>
-      <w:t>2026-10-15</w:t>
+      <w:t>2026-10-16</w:t>
       <w:br/>
       <w:br/>
     </w:r>

--- a/klagomål/A 57296-2025 FSC-klagomål.docx
+++ b/klagomål/A 57296-2025 FSC-klagomål.docx
@@ -2006,7 +2006,7 @@
     <w:r>
       <w:tab/>
       <w:tab/>
-      <w:t>2026-10-16</w:t>
+      <w:t>2026-10-17</w:t>
       <w:br/>
       <w:br/>
     </w:r>

--- a/klagomål/A 57296-2025 FSC-klagomål.docx
+++ b/klagomål/A 57296-2025 FSC-klagomål.docx
@@ -2006,7 +2006,7 @@
     <w:r>
       <w:tab/>
       <w:tab/>
-      <w:t>2026-10-17</w:t>
+      <w:t>2026-10-18</w:t>
       <w:br/>
       <w:br/>
     </w:r>

--- a/klagomål/A 57296-2025 FSC-klagomål.docx
+++ b/klagomål/A 57296-2025 FSC-klagomål.docx
@@ -2006,7 +2006,7 @@
     <w:r>
       <w:tab/>
       <w:tab/>
-      <w:t>2026-10-18</w:t>
+      <w:t>2026-10-19</w:t>
       <w:br/>
       <w:br/>
     </w:r>

--- a/klagomål/A 57296-2025 FSC-klagomål.docx
+++ b/klagomål/A 57296-2025 FSC-klagomål.docx
@@ -2006,7 +2006,7 @@
     <w:r>
       <w:tab/>
       <w:tab/>
-      <w:t>2026-10-19</w:t>
+      <w:t>2026-10-20</w:t>
       <w:br/>
       <w:br/>
     </w:r>

--- a/klagomål/A 57296-2025 FSC-klagomål.docx
+++ b/klagomål/A 57296-2025 FSC-klagomål.docx
@@ -2006,7 +2006,7 @@
     <w:r>
       <w:tab/>
       <w:tab/>
-      <w:t>2026-10-20</w:t>
+      <w:t>2026-10-21</w:t>
       <w:br/>
       <w:br/>
     </w:r>

--- a/klagomål/A 57296-2025 FSC-klagomål.docx
+++ b/klagomål/A 57296-2025 FSC-klagomål.docx
@@ -2006,7 +2006,7 @@
     <w:r>
       <w:tab/>
       <w:tab/>
-      <w:t>2026-10-21</w:t>
+      <w:t>2026-10-22</w:t>
       <w:br/>
       <w:br/>
     </w:r>

--- a/klagomål/A 57296-2025 FSC-klagomål.docx
+++ b/klagomål/A 57296-2025 FSC-klagomål.docx
@@ -2006,7 +2006,7 @@
     <w:r>
       <w:tab/>
       <w:tab/>
-      <w:t>2026-10-22</w:t>
+      <w:t>2026-10-23</w:t>
       <w:br/>
       <w:br/>
     </w:r>

--- a/klagomål/A 57296-2025 FSC-klagomål.docx
+++ b/klagomål/A 57296-2025 FSC-klagomål.docx
@@ -2006,7 +2006,7 @@
     <w:r>
       <w:tab/>
       <w:tab/>
-      <w:t>2026-10-23</w:t>
+      <w:t>2026-10-24</w:t>
       <w:br/>
       <w:br/>
     </w:r>

--- a/klagomål/A 57296-2025 FSC-klagomål.docx
+++ b/klagomål/A 57296-2025 FSC-klagomål.docx
@@ -2006,7 +2006,7 @@
     <w:r>
       <w:tab/>
       <w:tab/>
-      <w:t>2026-10-24</w:t>
+      <w:t>2026-10-25</w:t>
       <w:br/>
       <w:br/>
     </w:r>

--- a/klagomål/A 57296-2025 FSC-klagomål.docx
+++ b/klagomål/A 57296-2025 FSC-klagomål.docx
@@ -2006,7 +2006,7 @@
     <w:r>
       <w:tab/>
       <w:tab/>
-      <w:t>2026-10-25</w:t>
+      <w:t>2026-10-26</w:t>
       <w:br/>
       <w:br/>
     </w:r>

--- a/klagomål/A 57296-2025 FSC-klagomål.docx
+++ b/klagomål/A 57296-2025 FSC-klagomål.docx
@@ -2006,7 +2006,7 @@
     <w:r>
       <w:tab/>
       <w:tab/>
-      <w:t>2026-10-26</w:t>
+      <w:t>2026-10-27</w:t>
       <w:br/>
       <w:br/>
     </w:r>

--- a/klagomål/A 57296-2025 FSC-klagomål.docx
+++ b/klagomål/A 57296-2025 FSC-klagomål.docx
@@ -2006,7 +2006,7 @@
     <w:r>
       <w:tab/>
       <w:tab/>
-      <w:t>2026-10-27</w:t>
+      <w:t>2026-10-28</w:t>
       <w:br/>
       <w:br/>
     </w:r>

--- a/klagomål/A 57296-2025 FSC-klagomål.docx
+++ b/klagomål/A 57296-2025 FSC-klagomål.docx
@@ -2006,7 +2006,7 @@
     <w:r>
       <w:tab/>
       <w:tab/>
-      <w:t>2026-10-28</w:t>
+      <w:t>2026-10-29</w:t>
       <w:br/>
       <w:br/>
     </w:r>

--- a/klagomål/A 57296-2025 FSC-klagomål.docx
+++ b/klagomål/A 57296-2025 FSC-klagomål.docx
@@ -2006,7 +2006,7 @@
     <w:r>
       <w:tab/>
       <w:tab/>
-      <w:t>2026-10-29</w:t>
+      <w:t>2026-10-31</w:t>
       <w:br/>
       <w:br/>
     </w:r>
